--- a/template_tagged_ecom.docx
+++ b/template_tagged_ecom.docx
@@ -60,7 +60,7 @@
           <w:sz w:val="44"/>
           <w:szCs w:val="44"/>
         </w:rPr>
-        <w:t xml:space="preserve">Meta Ads Performance Audit</w:t>
+        <w:t xml:space="preserve">Reconciled Ads Performance Audit</w:t>
       </w:r>
     </w:p>
     <w:p>
